--- a/crates/tw-layout/fixtures/word_baselines/sections/sample.docx
+++ b/crates/tw-layout/fixtures/word_baselines/sections/sample.docx
@@ -191,6 +191,48 @@
       <w:szCs w:val="20"/>
     </w:rPr>
   </w:style>
+  <w:style w:type="paragraph" w:styleId="Heading8">
+    <w:name w:val="Heading 8"/>
+    <w:basedOn w:val="Heading7"/>
+    <w:next w:val="Normal"/>
+    <w:pPr>
+      <w:outlineLvl w:val="7"/>
+      <w:spacing w:before="120" w:after="60"/>
+    </w:pPr>
+    <w:rPr>
+      <w:b w:val="0"/>
+      <w:i/>
+      <w:sz w:val="18"/>
+      <w:szCs w:val="18"/>
+    </w:rPr>
+  </w:style>
+  <w:style w:type="paragraph" w:styleId="Heading9">
+    <w:name w:val="Heading 9"/>
+    <w:basedOn w:val="Heading8"/>
+    <w:next w:val="Normal"/>
+    <w:pPr>
+      <w:outlineLvl w:val="8"/>
+      <w:spacing w:before="120" w:after="60"/>
+    </w:pPr>
+    <w:rPr>
+      <w:sz w:val="18"/>
+      <w:szCs w:val="18"/>
+    </w:rPr>
+  </w:style>
+  <w:style w:type="paragraph" w:styleId="Caption">
+    <w:name w:val="Caption"/>
+    <w:basedOn w:val="Normal"/>
+    <w:next w:val="Normal"/>
+    <w:pPr>
+      <w:spacing w:before="60" w:after="60"/>
+      <w:jc w:val="center"/>
+    </w:pPr>
+    <w:rPr>
+      <w:i/>
+      <w:sz w:val="18"/>
+      <w:szCs w:val="18"/>
+    </w:rPr>
+  </w:style>
   <w:style w:type="paragraph" w:styleId="Quote">
     <w:name w:val="Quote"/>
     <w:basedOn w:val="Normal"/>
@@ -203,47 +245,5 @@
       <w:i/>
     </w:rPr>
   </w:style>
-  <w:style w:type="paragraph" w:styleId="Heading8">
-    <w:name w:val="Heading 8"/>
-    <w:basedOn w:val="Heading7"/>
-    <w:next w:val="Normal"/>
-    <w:pPr>
-      <w:outlineLvl w:val="7"/>
-      <w:spacing w:before="120" w:after="60"/>
-    </w:pPr>
-    <w:rPr>
-      <w:b w:val="0"/>
-      <w:i/>
-      <w:sz w:val="18"/>
-      <w:szCs w:val="18"/>
-    </w:rPr>
-  </w:style>
-  <w:style w:type="paragraph" w:styleId="Heading9">
-    <w:name w:val="Heading 9"/>
-    <w:basedOn w:val="Heading8"/>
-    <w:next w:val="Normal"/>
-    <w:pPr>
-      <w:outlineLvl w:val="8"/>
-      <w:spacing w:before="120" w:after="60"/>
-    </w:pPr>
-    <w:rPr>
-      <w:sz w:val="18"/>
-      <w:szCs w:val="18"/>
-    </w:rPr>
-  </w:style>
-  <w:style w:type="paragraph" w:styleId="Caption">
-    <w:name w:val="Caption"/>
-    <w:basedOn w:val="Normal"/>
-    <w:next w:val="Normal"/>
-    <w:pPr>
-      <w:spacing w:before="60" w:after="60"/>
-      <w:jc w:val="center"/>
-    </w:pPr>
-    <w:rPr>
-      <w:i/>
-      <w:sz w:val="18"/>
-      <w:szCs w:val="18"/>
-    </w:rPr>
-  </w:style>
 </w:styles>
 </file>
--- a/crates/tw-layout/fixtures/word_baselines/sections/sample.docx
+++ b/crates/tw-layout/fixtures/word_baselines/sections/sample.docx
@@ -150,6 +150,20 @@
       <w:szCs w:val="24"/>
     </w:rPr>
   </w:style>
+  <w:style w:type="paragraph" w:styleId="Caption">
+    <w:name w:val="Caption"/>
+    <w:basedOn w:val="Normal"/>
+    <w:next w:val="Normal"/>
+    <w:pPr>
+      <w:spacing w:before="60" w:after="60"/>
+      <w:jc w:val="center"/>
+    </w:pPr>
+    <w:rPr>
+      <w:i/>
+      <w:sz w:val="18"/>
+      <w:szCs w:val="18"/>
+    </w:rPr>
+  </w:style>
   <w:style w:type="paragraph" w:styleId="Heading5">
     <w:name w:val="Heading 5"/>
     <w:basedOn w:val="Heading4"/>
@@ -191,6 +205,18 @@
       <w:szCs w:val="20"/>
     </w:rPr>
   </w:style>
+  <w:style w:type="paragraph" w:styleId="Quote">
+    <w:name w:val="Quote"/>
+    <w:basedOn w:val="Normal"/>
+    <w:next w:val="Normal"/>
+    <w:pPr>
+      <w:spacing w:before="120" w:after="120"/>
+      <w:ind w:left="720" w:right="720"/>
+    </w:pPr>
+    <w:rPr>
+      <w:i/>
+    </w:rPr>
+  </w:style>
   <w:style w:type="paragraph" w:styleId="Heading8">
     <w:name w:val="Heading 8"/>
     <w:basedOn w:val="Heading7"/>
@@ -219,31 +245,5 @@
       <w:szCs w:val="18"/>
     </w:rPr>
   </w:style>
-  <w:style w:type="paragraph" w:styleId="Caption">
-    <w:name w:val="Caption"/>
-    <w:basedOn w:val="Normal"/>
-    <w:next w:val="Normal"/>
-    <w:pPr>
-      <w:spacing w:before="60" w:after="60"/>
-      <w:jc w:val="center"/>
-    </w:pPr>
-    <w:rPr>
-      <w:i/>
-      <w:sz w:val="18"/>
-      <w:szCs w:val="18"/>
-    </w:rPr>
-  </w:style>
-  <w:style w:type="paragraph" w:styleId="Quote">
-    <w:name w:val="Quote"/>
-    <w:basedOn w:val="Normal"/>
-    <w:next w:val="Normal"/>
-    <w:pPr>
-      <w:spacing w:before="120" w:after="120"/>
-      <w:ind w:left="720" w:right="720"/>
-    </w:pPr>
-    <w:rPr>
-      <w:i/>
-    </w:rPr>
-  </w:style>
 </w:styles>
 </file>
--- a/crates/tw-layout/fixtures/word_baselines/sections/sample.docx
+++ b/crates/tw-layout/fixtures/word_baselines/sections/sample.docx
@@ -150,6 +150,87 @@
       <w:szCs w:val="24"/>
     </w:rPr>
   </w:style>
+  <w:style w:type="paragraph" w:styleId="Heading5">
+    <w:name w:val="Heading 5"/>
+    <w:basedOn w:val="Heading4"/>
+    <w:next w:val="Normal"/>
+    <w:pPr>
+      <w:outlineLvl w:val="4"/>
+      <w:spacing w:before="120" w:after="60"/>
+    </w:pPr>
+    <w:rPr>
+      <w:sz w:val="22"/>
+      <w:szCs w:val="22"/>
+    </w:rPr>
+  </w:style>
+  <w:style w:type="paragraph" w:styleId="Heading6">
+    <w:name w:val="Heading 6"/>
+    <w:basedOn w:val="Heading5"/>
+    <w:next w:val="Normal"/>
+    <w:pPr>
+      <w:outlineLvl w:val="5"/>
+      <w:spacing w:before="120" w:after="60"/>
+    </w:pPr>
+    <w:rPr>
+      <w:b w:val="0"/>
+      <w:i/>
+      <w:sz w:val="20"/>
+      <w:szCs w:val="20"/>
+    </w:rPr>
+  </w:style>
+  <w:style w:type="paragraph" w:styleId="Heading7">
+    <w:name w:val="Heading 7"/>
+    <w:basedOn w:val="Heading6"/>
+    <w:next w:val="Normal"/>
+    <w:pPr>
+      <w:outlineLvl w:val="6"/>
+      <w:spacing w:before="120" w:after="60"/>
+    </w:pPr>
+    <w:rPr>
+      <w:sz w:val="20"/>
+      <w:szCs w:val="20"/>
+    </w:rPr>
+  </w:style>
+  <w:style w:type="paragraph" w:styleId="Heading8">
+    <w:name w:val="Heading 8"/>
+    <w:basedOn w:val="Heading7"/>
+    <w:next w:val="Normal"/>
+    <w:pPr>
+      <w:outlineLvl w:val="7"/>
+      <w:spacing w:before="120" w:after="60"/>
+    </w:pPr>
+    <w:rPr>
+      <w:b w:val="0"/>
+      <w:i/>
+      <w:sz w:val="18"/>
+      <w:szCs w:val="18"/>
+    </w:rPr>
+  </w:style>
+  <w:style w:type="paragraph" w:styleId="Heading9">
+    <w:name w:val="Heading 9"/>
+    <w:basedOn w:val="Heading8"/>
+    <w:next w:val="Normal"/>
+    <w:pPr>
+      <w:outlineLvl w:val="8"/>
+      <w:spacing w:before="120" w:after="60"/>
+    </w:pPr>
+    <w:rPr>
+      <w:sz w:val="18"/>
+      <w:szCs w:val="18"/>
+    </w:rPr>
+  </w:style>
+  <w:style w:type="paragraph" w:styleId="Quote">
+    <w:name w:val="Quote"/>
+    <w:basedOn w:val="Normal"/>
+    <w:next w:val="Normal"/>
+    <w:pPr>
+      <w:spacing w:before="120" w:after="120"/>
+      <w:ind w:left="720" w:right="720"/>
+    </w:pPr>
+    <w:rPr>
+      <w:i/>
+    </w:rPr>
+  </w:style>
   <w:style w:type="paragraph" w:styleId="Caption">
     <w:name w:val="Caption"/>
     <w:basedOn w:val="Normal"/>
@@ -164,86 +245,5 @@
       <w:szCs w:val="18"/>
     </w:rPr>
   </w:style>
-  <w:style w:type="paragraph" w:styleId="Heading5">
-    <w:name w:val="Heading 5"/>
-    <w:basedOn w:val="Heading4"/>
-    <w:next w:val="Normal"/>
-    <w:pPr>
-      <w:outlineLvl w:val="4"/>
-      <w:spacing w:before="120" w:after="60"/>
-    </w:pPr>
-    <w:rPr>
-      <w:sz w:val="22"/>
-      <w:szCs w:val="22"/>
-    </w:rPr>
-  </w:style>
-  <w:style w:type="paragraph" w:styleId="Heading6">
-    <w:name w:val="Heading 6"/>
-    <w:basedOn w:val="Heading5"/>
-    <w:next w:val="Normal"/>
-    <w:pPr>
-      <w:outlineLvl w:val="5"/>
-      <w:spacing w:before="120" w:after="60"/>
-    </w:pPr>
-    <w:rPr>
-      <w:b w:val="0"/>
-      <w:i/>
-      <w:sz w:val="20"/>
-      <w:szCs w:val="20"/>
-    </w:rPr>
-  </w:style>
-  <w:style w:type="paragraph" w:styleId="Heading7">
-    <w:name w:val="Heading 7"/>
-    <w:basedOn w:val="Heading6"/>
-    <w:next w:val="Normal"/>
-    <w:pPr>
-      <w:outlineLvl w:val="6"/>
-      <w:spacing w:before="120" w:after="60"/>
-    </w:pPr>
-    <w:rPr>
-      <w:sz w:val="20"/>
-      <w:szCs w:val="20"/>
-    </w:rPr>
-  </w:style>
-  <w:style w:type="paragraph" w:styleId="Quote">
-    <w:name w:val="Quote"/>
-    <w:basedOn w:val="Normal"/>
-    <w:next w:val="Normal"/>
-    <w:pPr>
-      <w:spacing w:before="120" w:after="120"/>
-      <w:ind w:left="720" w:right="720"/>
-    </w:pPr>
-    <w:rPr>
-      <w:i/>
-    </w:rPr>
-  </w:style>
-  <w:style w:type="paragraph" w:styleId="Heading8">
-    <w:name w:val="Heading 8"/>
-    <w:basedOn w:val="Heading7"/>
-    <w:next w:val="Normal"/>
-    <w:pPr>
-      <w:outlineLvl w:val="7"/>
-      <w:spacing w:before="120" w:after="60"/>
-    </w:pPr>
-    <w:rPr>
-      <w:b w:val="0"/>
-      <w:i/>
-      <w:sz w:val="18"/>
-      <w:szCs w:val="18"/>
-    </w:rPr>
-  </w:style>
-  <w:style w:type="paragraph" w:styleId="Heading9">
-    <w:name w:val="Heading 9"/>
-    <w:basedOn w:val="Heading8"/>
-    <w:next w:val="Normal"/>
-    <w:pPr>
-      <w:outlineLvl w:val="8"/>
-      <w:spacing w:before="120" w:after="60"/>
-    </w:pPr>
-    <w:rPr>
-      <w:sz w:val="18"/>
-      <w:szCs w:val="18"/>
-    </w:rPr>
-  </w:style>
 </w:styles>
 </file>